--- a/test/story/cases/car-key-sharing/supplements/车钥匙接受侧界面说明.docx
+++ b/test/story/cases/car-key-sharing/supplements/车钥匙接受侧界面说明.docx
@@ -83,7 +83,47 @@
     </w:p>
     <w:p>
       <w:r>
-        <w:t xml:space="preserve">添加成功后钥匙卡片进入对方的钱包卡包，卡片详情里能看到权限范围和有效期；权限之外的功能不出现在对方的操作面上，而不是置灰。</w:t>
+        <w:t xml:space="preserve">添加成功后钥匙卡片进入对方的钱包卡包，卡片详情里能看到权限范围和有效期（图 2）；权限之外的功能不出现在对方的操作面上，而不是置灰。</w:t>
+      </w:r>
+    </w:p>
+    <w:p>
+      <w:r>
+        <w:drawing>
+          <wp:inline distT="0" distB="0" distL="0" distR="0">
+            <wp:extent cx="5486400" cy="2857500"/>
+            <wp:docPr id="1" name="key-card-detail.png"/>
+            <a:graphic>
+              <a:graphicData uri="http://schemas.openxmlformats.org/drawingml/2006/picture">
+                <pic:pic>
+                  <pic:nvPicPr>
+                    <pic:cNvPr id="1" name="key-card-detail.png"/>
+                    <pic:cNvPicPr/>
+                  </pic:nvPicPr>
+                  <pic:blipFill>
+                    <a:blip r:embed="rId11"/>
+                    <a:stretch>
+                      <a:fillRect/>
+                    </a:stretch>
+                  </pic:blipFill>
+                  <pic:spPr>
+                    <a:xfrm>
+                      <a:off x="0" y="0"/>
+                      <a:ext cx="5486400" cy="2857500"/>
+                    </a:xfrm>
+                    <a:prstGeom prst="rect">
+                      <a:avLst/>
+                    </a:prstGeom>
+                  </pic:spPr>
+                </pic:pic>
+              </a:graphicData>
+            </a:graphic>
+          </wp:inline>
+        </w:drawing>
+      </w:r>
+    </w:p>
+    <w:p>
+      <w:r>
+        <w:t xml:space="preserve">图 2　添加后的钥匙卡片详情</w:t>
       </w:r>
     </w:p>
     <w:p>
